--- a/contributors/kemmy-kk-web/report/Malaria_Prediction_Report_Short.docx
+++ b/contributors/kemmy-kk-web/report/Malaria_Prediction_Report_Short.docx
@@ -31,30 +31,70 @@
         </w:rPr>
         <w:t>By [</w:t>
       </w:r>
+      <w:proofErr w:type="spellStart"/>
       <w:r>
         <w:rPr>
           <w:color w:val="555555"/>
           <w:sz w:val="20"/>
           <w:szCs w:val="20"/>
         </w:rPr>
-        <w:t>Bongkiyung kelly</w:t>
-      </w:r>
+        <w:t>Bongkiyung</w:t>
+      </w:r>
+      <w:proofErr w:type="spellEnd"/>
       <w:r>
         <w:rPr>
           <w:color w:val="555555"/>
           <w:sz w:val="20"/>
           <w:szCs w:val="20"/>
         </w:rPr>
-        <w:t>]  |  For [</w:t>
-      </w:r>
+        <w:t xml:space="preserve"> </w:t>
+      </w:r>
+      <w:proofErr w:type="spellStart"/>
+      <w:proofErr w:type="gramStart"/>
       <w:r>
         <w:rPr>
           <w:color w:val="555555"/>
           <w:sz w:val="20"/>
           <w:szCs w:val="20"/>
         </w:rPr>
-        <w:t>Gita Fonyuy</w:t>
-      </w:r>
+        <w:t>kelly</w:t>
+      </w:r>
+      <w:proofErr w:type="spellEnd"/>
+      <w:r>
+        <w:rPr>
+          <w:color w:val="555555"/>
+          <w:sz w:val="20"/>
+          <w:szCs w:val="20"/>
+        </w:rPr>
+        <w:t>]  |</w:t>
+      </w:r>
+      <w:proofErr w:type="gramEnd"/>
+      <w:r>
+        <w:rPr>
+          <w:color w:val="555555"/>
+          <w:sz w:val="20"/>
+          <w:szCs w:val="20"/>
+        </w:rPr>
+        <w:t xml:space="preserve">  For [</w:t>
+      </w:r>
+      <w:r>
+        <w:rPr>
+          <w:color w:val="555555"/>
+          <w:sz w:val="20"/>
+          <w:szCs w:val="20"/>
+        </w:rPr>
+        <w:t xml:space="preserve">Gita </w:t>
+      </w:r>
+      <w:proofErr w:type="spellStart"/>
+      <w:r>
+        <w:rPr>
+          <w:color w:val="555555"/>
+          <w:sz w:val="20"/>
+          <w:szCs w:val="20"/>
+        </w:rPr>
+        <w:t>Fonyuy</w:t>
+      </w:r>
+      <w:proofErr w:type="spellEnd"/>
       <w:r>
         <w:rPr>
           <w:color w:val="555555"/>
@@ -757,7 +797,7 @@
         <w:spacing w:after="60"/>
       </w:pPr>
       <w:r>
-        <w:t>Uses symptoms only — not a replacement for a real lab test.</w:t>
+        <w:t>Uses symptoms only not a replacement for a real lab test.</w:t>
       </w:r>
     </w:p>
     <w:p>
@@ -775,6 +815,61 @@
       <w:r>
         <w:t>The neural network predicts malaria from symptoms with 85.8% accuracy and a strong ROC-AUC of 0.974. It is reliable at ruling out healthy patients but should be improved at catching more true cases before real-world use. With more data and tuning, it could become a helpful low-cost screening tool to prioritize patients for testing.</w:t>
       </w:r>
+    </w:p>
+    <w:p>
+      <w:pPr>
+        <w:spacing w:after="140"/>
+      </w:pPr>
+    </w:p>
+    <w:p>
+      <w:pPr>
+        <w:spacing w:after="140"/>
+        <w:rPr>
+          <w:b/>
+          <w:bCs/>
+          <w:color w:val="002060"/>
+          <w:sz w:val="28"/>
+          <w:szCs w:val="28"/>
+        </w:rPr>
+      </w:pPr>
+      <w:r>
+        <w:rPr>
+          <w:b/>
+          <w:bCs/>
+          <w:color w:val="002060"/>
+          <w:sz w:val="28"/>
+          <w:szCs w:val="28"/>
+        </w:rPr>
+        <w:t xml:space="preserve">9. </w:t>
+      </w:r>
+      <w:proofErr w:type="spellStart"/>
+      <w:r>
+        <w:rPr>
+          <w:b/>
+          <w:bCs/>
+          <w:color w:val="002060"/>
+          <w:sz w:val="28"/>
+          <w:szCs w:val="28"/>
+        </w:rPr>
+        <w:t>Github_link</w:t>
+      </w:r>
+      <w:proofErr w:type="spellEnd"/>
+    </w:p>
+    <w:p>
+      <w:pPr>
+        <w:spacing w:after="140"/>
+      </w:pPr>
+      <w:r>
+        <w:t xml:space="preserve">Link: </w:t>
+      </w:r>
+      <w:r>
+        <w:t>https://github.com/kemmy-kk-web/GENAI_2026/tree/master/1.5_introduction_to_dl</w:t>
+      </w:r>
+    </w:p>
+    <w:p>
+      <w:pPr>
+        <w:spacing w:after="140"/>
+      </w:pPr>
     </w:p>
     <w:sectPr>
       <w:headerReference w:type="default" r:id="rId9"/>
